--- a/Reports/lab3_Ivonin.docx
+++ b/Reports/lab3_Ivonin.docx
@@ -1185,7 +1185,16 @@
           <w:szCs w:val="28"/>
           <w:lang w:eastAsia="ru-RU"/>
         </w:rPr>
-        <w:t>3.</w:t>
+        <w:t>2</w:t>
+      </w:r>
+      <w:r>
+        <w:rPr>
+          <w:rFonts w:ascii="Times New Roman" w:eastAsia="Times New Roman" w:hAnsi="Times New Roman" w:cs="Times New Roman"/>
+          <w:sz w:val="28"/>
+          <w:szCs w:val="28"/>
+          <w:lang w:eastAsia="ru-RU"/>
+        </w:rPr>
+        <w:t>.</w:t>
       </w:r>
     </w:p>
     <w:p>
@@ -1268,7 +1277,7 @@
           <w:szCs w:val="28"/>
           <w:lang w:eastAsia="ru-RU"/>
         </w:rPr>
-        <w:t>3</w:t>
+        <w:t>2</w:t>
       </w:r>
       <w:r>
         <w:rPr>
@@ -1358,7 +1367,16 @@
           <w:szCs w:val="28"/>
           <w:lang w:eastAsia="ru-RU"/>
         </w:rPr>
-        <w:t>5.</w:t>
+        <w:t>3</w:t>
+      </w:r>
+      <w:r>
+        <w:rPr>
+          <w:rFonts w:ascii="Times New Roman" w:eastAsia="Times New Roman" w:hAnsi="Times New Roman" w:cs="Times New Roman"/>
+          <w:sz w:val="28"/>
+          <w:szCs w:val="28"/>
+          <w:lang w:eastAsia="ru-RU"/>
+        </w:rPr>
+        <w:t>.</w:t>
       </w:r>
     </w:p>
     <w:p>
@@ -1441,7 +1459,7 @@
           <w:szCs w:val="28"/>
           <w:lang w:eastAsia="ru-RU"/>
         </w:rPr>
-        <w:t>5</w:t>
+        <w:t>3</w:t>
       </w:r>
       <w:r>
         <w:rPr>
@@ -1508,7 +1526,7 @@
           <w:szCs w:val="28"/>
           <w:lang w:eastAsia="ru-RU"/>
         </w:rPr>
-        <w:t>6</w:t>
+        <w:t>4</w:t>
       </w:r>
       <w:r>
         <w:rPr>
@@ -1600,7 +1618,7 @@
           <w:szCs w:val="28"/>
           <w:lang w:eastAsia="ru-RU"/>
         </w:rPr>
-        <w:t>6</w:t>
+        <w:t>4</w:t>
       </w:r>
       <w:r>
         <w:rPr>
@@ -1658,7 +1676,16 @@
           <w:szCs w:val="28"/>
           <w:lang w:eastAsia="ru-RU"/>
         </w:rPr>
-        <w:t>7.</w:t>
+        <w:t>5</w:t>
+      </w:r>
+      <w:r>
+        <w:rPr>
+          <w:rFonts w:ascii="Times New Roman" w:eastAsia="Times New Roman" w:hAnsi="Times New Roman" w:cs="Times New Roman"/>
+          <w:sz w:val="28"/>
+          <w:szCs w:val="28"/>
+          <w:lang w:eastAsia="ru-RU"/>
+        </w:rPr>
+        <w:t>.</w:t>
       </w:r>
     </w:p>
     <w:p>
@@ -1741,7 +1768,7 @@
           <w:szCs w:val="28"/>
           <w:lang w:eastAsia="ru-RU"/>
         </w:rPr>
-        <w:t>7</w:t>
+        <w:t>5</w:t>
       </w:r>
       <w:r>
         <w:rPr>
